--- a/Module-8/8.2 Assignment.docx
+++ b/Module-8/8.2 Assignment.docx
@@ -3,8 +3,133 @@
 <w:document xmlns:wpc="http://schemas.microsoft.com/office/word/2010/wordprocessingCanvas" xmlns:cx="http://schemas.microsoft.com/office/drawing/2014/chartex" xmlns:cx1="http://schemas.microsoft.com/office/drawing/2015/9/8/chartex" xmlns:cx2="http://schemas.microsoft.com/office/drawing/2015/10/21/chartex" xmlns:cx3="http://schemas.microsoft.com/office/drawing/2016/5/9/chartex" xmlns:cx4="http://schemas.microsoft.com/office/drawing/2016/5/10/chartex" xmlns:cx5="http://schemas.microsoft.com/office/drawing/2016/5/11/chartex" xmlns:cx6="http://schemas.microsoft.com/office/drawing/2016/5/12/chartex" xmlns:cx7="http://schemas.microsoft.com/office/drawing/2016/5/13/chartex" xmlns:cx8="http://schemas.microsoft.com/office/drawing/2016/5/14/chartex" xmlns:mc="http://schemas.openxmlformats.org/markup-compatibility/2006" xmlns:aink="http://schemas.microsoft.com/office/drawing/2016/ink" xmlns:am3d="http://schemas.microsoft.com/office/drawing/2017/model3d" xmlns:o="urn:schemas-microsoft-com:office:office" xmlns:oel="http://schemas.microsoft.com/office/2019/extlst" xmlns:r="http://schemas.openxmlformats.org/officeDocument/2006/relationships" xmlns:m="http://schemas.openxmlformats.org/officeDocument/2006/math" xmlns:v="urn:schemas-microsoft-com:vml" xmlns:wp14="http://schemas.microsoft.com/office/word/2010/wordprocessingDrawing" xmlns:wp="http://schemas.openxmlformats.org/drawingml/2006/wordprocessingDrawing" xmlns:w10="urn:schemas-microsoft-com:office:word" xmlns:w="http://schemas.openxmlformats.org/wordprocessingml/2006/main" xmlns:w14="http://schemas.microsoft.com/office/word/2010/wordml" xmlns:w15="http://schemas.microsoft.com/office/word/2012/wordml" xmlns:w16cex="http://schemas.microsoft.com/office/word/2018/wordml/cex" xmlns:w16cid="http://schemas.microsoft.com/office/word/2016/wordml/cid" xmlns:w16="http://schemas.microsoft.com/office/word/2018/wordml" xmlns:w16du="http://schemas.microsoft.com/office/word/2023/wordml/word16du" xmlns:w16sdtdh="http://schemas.microsoft.com/office/word/2020/wordml/sdtdatahash" xmlns:w16sdtfl="http://schemas.microsoft.com/office/word/2024/wordml/sdtformatlock" xmlns:w16se="http://schemas.microsoft.com/office/word/2015/wordml/symex" xmlns:wpg="http://schemas.microsoft.com/office/word/2010/wordprocessingGroup" xmlns:wpi="http://schemas.microsoft.com/office/word/2010/wordprocessingInk" xmlns:wne="http://schemas.microsoft.com/office/word/2006/wordml" xmlns:wps="http://schemas.microsoft.com/office/word/2010/wordprocessingShape" mc:Ignorable="w14 w15 w16se w16cid w16 w16cex w16sdtdh w16sdtfl w16du wp14">
   <w:body>
     <w:p/>
+    <w:p/>
+    <w:p>
+      <w:r>
+        <w:drawing>
+          <wp:inline distT="0" distB="0" distL="0" distR="0" wp14:anchorId="7EF4A4BD" wp14:editId="43F5DBF1">
+            <wp:extent cx="5943600" cy="4144010"/>
+            <wp:effectExtent l="0" t="0" r="0" b="8890"/>
+            <wp:docPr id="307709040" name="Picture 1"/>
+            <wp:cNvGraphicFramePr>
+              <a:graphicFrameLocks xmlns:a="http://schemas.openxmlformats.org/drawingml/2006/main" noChangeAspect="1"/>
+            </wp:cNvGraphicFramePr>
+            <a:graphic xmlns:a="http://schemas.openxmlformats.org/drawingml/2006/main">
+              <a:graphicData uri="http://schemas.openxmlformats.org/drawingml/2006/picture">
+                <pic:pic xmlns:pic="http://schemas.openxmlformats.org/drawingml/2006/picture">
+                  <pic:nvPicPr>
+                    <pic:cNvPr id="307709040" name=""/>
+                    <pic:cNvPicPr/>
+                  </pic:nvPicPr>
+                  <pic:blipFill>
+                    <a:blip r:embed="rId6"/>
+                    <a:stretch>
+                      <a:fillRect/>
+                    </a:stretch>
+                  </pic:blipFill>
+                  <pic:spPr>
+                    <a:xfrm>
+                      <a:off x="0" y="0"/>
+                      <a:ext cx="5943600" cy="4144010"/>
+                    </a:xfrm>
+                    <a:prstGeom prst="rect">
+                      <a:avLst/>
+                    </a:prstGeom>
+                  </pic:spPr>
+                </pic:pic>
+              </a:graphicData>
+            </a:graphic>
+          </wp:inline>
+        </w:drawing>
+      </w:r>
+    </w:p>
+    <w:p>
+      <w:r>
+        <w:lastRenderedPageBreak/>
+        <w:drawing>
+          <wp:inline distT="0" distB="0" distL="0" distR="0" wp14:anchorId="240BF2FC" wp14:editId="6F033059">
+            <wp:extent cx="5943600" cy="4383405"/>
+            <wp:effectExtent l="0" t="0" r="0" b="0"/>
+            <wp:docPr id="8763006" name="Picture 1"/>
+            <wp:cNvGraphicFramePr>
+              <a:graphicFrameLocks xmlns:a="http://schemas.openxmlformats.org/drawingml/2006/main" noChangeAspect="1"/>
+            </wp:cNvGraphicFramePr>
+            <a:graphic xmlns:a="http://schemas.openxmlformats.org/drawingml/2006/main">
+              <a:graphicData uri="http://schemas.openxmlformats.org/drawingml/2006/picture">
+                <pic:pic xmlns:pic="http://schemas.openxmlformats.org/drawingml/2006/picture">
+                  <pic:nvPicPr>
+                    <pic:cNvPr id="8763006" name=""/>
+                    <pic:cNvPicPr/>
+                  </pic:nvPicPr>
+                  <pic:blipFill>
+                    <a:blip r:embed="rId7"/>
+                    <a:stretch>
+                      <a:fillRect/>
+                    </a:stretch>
+                  </pic:blipFill>
+                  <pic:spPr>
+                    <a:xfrm>
+                      <a:off x="0" y="0"/>
+                      <a:ext cx="5943600" cy="4383405"/>
+                    </a:xfrm>
+                    <a:prstGeom prst="rect">
+                      <a:avLst/>
+                    </a:prstGeom>
+                  </pic:spPr>
+                </pic:pic>
+              </a:graphicData>
+            </a:graphic>
+          </wp:inline>
+        </w:drawing>
+      </w:r>
+    </w:p>
+    <w:p>
+      <w:r>
+        <w:drawing>
+          <wp:inline distT="0" distB="0" distL="0" distR="0" wp14:anchorId="717593C5" wp14:editId="46B2E234">
+            <wp:extent cx="1619476" cy="1238423"/>
+            <wp:effectExtent l="0" t="0" r="0" b="0"/>
+            <wp:docPr id="157546724" name="Picture 1"/>
+            <wp:cNvGraphicFramePr>
+              <a:graphicFrameLocks xmlns:a="http://schemas.openxmlformats.org/drawingml/2006/main" noChangeAspect="1"/>
+            </wp:cNvGraphicFramePr>
+            <a:graphic xmlns:a="http://schemas.openxmlformats.org/drawingml/2006/main">
+              <a:graphicData uri="http://schemas.openxmlformats.org/drawingml/2006/picture">
+                <pic:pic xmlns:pic="http://schemas.openxmlformats.org/drawingml/2006/picture">
+                  <pic:nvPicPr>
+                    <pic:cNvPr id="157546724" name=""/>
+                    <pic:cNvPicPr/>
+                  </pic:nvPicPr>
+                  <pic:blipFill>
+                    <a:blip r:embed="rId8"/>
+                    <a:stretch>
+                      <a:fillRect/>
+                    </a:stretch>
+                  </pic:blipFill>
+                  <pic:spPr>
+                    <a:xfrm>
+                      <a:off x="0" y="0"/>
+                      <a:ext cx="1619476" cy="1238423"/>
+                    </a:xfrm>
+                    <a:prstGeom prst="rect">
+                      <a:avLst/>
+                    </a:prstGeom>
+                  </pic:spPr>
+                </pic:pic>
+              </a:graphicData>
+            </a:graphic>
+          </wp:inline>
+        </w:drawing>
+      </w:r>
+    </w:p>
+    <w:p/>
+    <w:p>
+      <w:r>
+        <w:t>I never did get a popup saying the json file was updated, so I just added this last little screen shot to show that the file was modified.</w:t>
+      </w:r>
+    </w:p>
     <w:sectPr>
-      <w:headerReference w:type="default" r:id="rId6"/>
+      <w:headerReference w:type="default" r:id="rId9"/>
       <w:pgSz w:w="12240" w:h="15840"/>
       <w:pgMar w:top="1440" w:right="1440" w:bottom="1440" w:left="1440" w:header="720" w:footer="720" w:gutter="0"/>
       <w:cols w:space="720"/>

--- a/Module-8/8.2 Assignment.docx
+++ b/Module-8/8.2 Assignment.docx
@@ -128,8 +128,98 @@
         <w:t>I never did get a popup saying the json file was updated, so I just added this last little screen shot to show that the file was modified.</w:t>
       </w:r>
     </w:p>
+    <w:p>
+      <w:r>
+        <w:t>I ran my program through CoPilot and it was pointed out that I was printing it out in the wrong format, so I fixed the format, removed my new student information from the json file and ran my program again. I still did not get the pop up that the json file was updated.</w:t>
+      </w:r>
+    </w:p>
+    <w:p>
+      <w:r>
+        <w:t>First screen prints are how I originally had it formatted and the screen prints below are the correct format to match your example.</w:t>
+      </w:r>
+    </w:p>
+    <w:p>
+      <w:r>
+        <w:lastRenderedPageBreak/>
+        <w:drawing>
+          <wp:inline distT="0" distB="0" distL="0" distR="0" wp14:anchorId="570722ED" wp14:editId="0E267014">
+            <wp:extent cx="5943600" cy="2265045"/>
+            <wp:effectExtent l="0" t="0" r="0" b="1905"/>
+            <wp:docPr id="1479031973" name="Picture 1"/>
+            <wp:cNvGraphicFramePr>
+              <a:graphicFrameLocks xmlns:a="http://schemas.openxmlformats.org/drawingml/2006/main" noChangeAspect="1"/>
+            </wp:cNvGraphicFramePr>
+            <a:graphic xmlns:a="http://schemas.openxmlformats.org/drawingml/2006/main">
+              <a:graphicData uri="http://schemas.openxmlformats.org/drawingml/2006/picture">
+                <pic:pic xmlns:pic="http://schemas.openxmlformats.org/drawingml/2006/picture">
+                  <pic:nvPicPr>
+                    <pic:cNvPr id="1479031973" name=""/>
+                    <pic:cNvPicPr/>
+                  </pic:nvPicPr>
+                  <pic:blipFill>
+                    <a:blip r:embed="rId9"/>
+                    <a:stretch>
+                      <a:fillRect/>
+                    </a:stretch>
+                  </pic:blipFill>
+                  <pic:spPr>
+                    <a:xfrm>
+                      <a:off x="0" y="0"/>
+                      <a:ext cx="5943600" cy="2265045"/>
+                    </a:xfrm>
+                    <a:prstGeom prst="rect">
+                      <a:avLst/>
+                    </a:prstGeom>
+                  </pic:spPr>
+                </pic:pic>
+              </a:graphicData>
+            </a:graphic>
+          </wp:inline>
+        </w:drawing>
+      </w:r>
+    </w:p>
+    <w:p>
+      <w:r>
+        <w:drawing>
+          <wp:inline distT="0" distB="0" distL="0" distR="0" wp14:anchorId="3EF89C64" wp14:editId="6438792C">
+            <wp:extent cx="5943600" cy="3121660"/>
+            <wp:effectExtent l="0" t="0" r="0" b="2540"/>
+            <wp:docPr id="1575871771" name="Picture 1"/>
+            <wp:cNvGraphicFramePr>
+              <a:graphicFrameLocks xmlns:a="http://schemas.openxmlformats.org/drawingml/2006/main" noChangeAspect="1"/>
+            </wp:cNvGraphicFramePr>
+            <a:graphic xmlns:a="http://schemas.openxmlformats.org/drawingml/2006/main">
+              <a:graphicData uri="http://schemas.openxmlformats.org/drawingml/2006/picture">
+                <pic:pic xmlns:pic="http://schemas.openxmlformats.org/drawingml/2006/picture">
+                  <pic:nvPicPr>
+                    <pic:cNvPr id="1575871771" name=""/>
+                    <pic:cNvPicPr/>
+                  </pic:nvPicPr>
+                  <pic:blipFill>
+                    <a:blip r:embed="rId10"/>
+                    <a:stretch>
+                      <a:fillRect/>
+                    </a:stretch>
+                  </pic:blipFill>
+                  <pic:spPr>
+                    <a:xfrm>
+                      <a:off x="0" y="0"/>
+                      <a:ext cx="5943600" cy="3121660"/>
+                    </a:xfrm>
+                    <a:prstGeom prst="rect">
+                      <a:avLst/>
+                    </a:prstGeom>
+                  </pic:spPr>
+                </pic:pic>
+              </a:graphicData>
+            </a:graphic>
+          </wp:inline>
+        </w:drawing>
+      </w:r>
+    </w:p>
+    <w:p/>
     <w:sectPr>
-      <w:headerReference w:type="default" r:id="rId9"/>
+      <w:headerReference w:type="default" r:id="rId11"/>
       <w:pgSz w:w="12240" w:h="15840"/>
       <w:pgMar w:top="1440" w:right="1440" w:bottom="1440" w:left="1440" w:header="720" w:footer="720" w:gutter="0"/>
       <w:cols w:space="720"/>
